--- a/Certificados/Avales/Divulgacion/Aval-Capítulos_DIV.docx
+++ b/Certificados/Avales/Divulgacion/Aval-Capítulos_DIV.docx
@@ -1580,25 +1580,7 @@
           <w:sz w:val="22"/>
           <w:szCs w:val="22"/>
         </w:rPr>
-        <w:t>Director de Conocimiento, Innovación y Apropiación Social</w:t>
-      </w:r>
-    </w:p>
-    <w:p>
-      <w:pPr>
-        <w:jc w:val="center"/>
-        <w:rPr>
-          <w:rFonts w:ascii="Roboto" w:hAnsi="Roboto"/>
-          <w:sz w:val="22"/>
-          <w:szCs w:val="22"/>
-        </w:rPr>
-      </w:pPr>
-      <w:r>
-        <w:rPr>
-          <w:rFonts w:ascii="Roboto" w:hAnsi="Roboto"/>
-          <w:sz w:val="22"/>
-          <w:szCs w:val="22"/>
-        </w:rPr>
-        <w:t>Vicerrectoría de Investigación, Extensión e Innovación</w:t>
+        <w:t>Vicerrector de Investigación, Extensión e Innovación</w:t>
       </w:r>
     </w:p>
     <w:p>
